--- a/Learn/2026-07-30-hybrid-attention-long-context-local-inference.docx
+++ b/Learn/2026-07-30-hybrid-attention-long-context-local-inference.docx
@@ -512,17 +512,17 @@
         <w:pStyle w:val="BlockText"/>
       </w:pPr>
       <w:r>
-        <w:t xml:space="preserve">Agentic harnesses are context-hungry by construction. On a metered API, harness overhead is a bill. On a local model with hybrid attention and an engine that holds throughput at depth, the same overhead is</w:t>
-      </w:r>
-      <w:r>
-        <w:t xml:space="preserve"> </w:t>
-      </w:r>
-      <w:r>
-        <w:rPr>
-          <w:bCs/>
-          <w:b/>
-        </w:rPr>
-        <w:t xml:space="preserve">latency you have already paid for and €0/token</w:t>
+        <w:t xml:space="preserve">Agentic harnesses are context-hungry by construction. On a metered API, harness overhead is an unpredictable bill. On a local model with hybrid attention and an engine that holds throughput at depth, the same overhead becomes</w:t>
+      </w:r>
+      <w:r>
+        <w:t xml:space="preserve"> </w:t>
+      </w:r>
+      <w:r>
+        <w:rPr>
+          <w:bCs/>
+          <w:b/>
+        </w:rPr>
+        <w:t xml:space="preserve">latency against a bounded, dimensioned cost base</w:t>
       </w:r>
       <w:r>
         <w:t xml:space="preserve">.</w:t>
@@ -532,89 +532,159 @@
       <w:pPr>
         <w:pStyle w:val="FirstParagraph"/>
       </w:pPr>
-      <w:r>
-        <w:t xml:space="preserve">This is the mechanism that makes the ollama-boss architecture’s local tiers viable for</w:t>
-      </w:r>
-      <w:r>
-        <w:t xml:space="preserve"> </w:t>
-      </w:r>
       <w:r>
         <w:rPr>
           <w:iCs/>
           <w:i/>
         </w:rPr>
-        <w:t xml:space="preserve">real</w:t>
-      </w:r>
-      <w:r>
-        <w:t xml:space="preserve"> </w:t>
-      </w:r>
-      <w:r>
-        <w:t xml:space="preserve">agentic work rather than only for shallow classification. The T0/T1 tiers there (</w:t>
-      </w:r>
-      <w:r>
-        <w:rPr>
-          <w:rStyle w:val="VerbatimChar"/>
-        </w:rPr>
-        <w:t xml:space="preserve">qwen2.5:7b</w:t>
-      </w:r>
-      <w:r>
-        <w:t xml:space="preserve"> </w:t>
-      </w:r>
-      <w:r>
-        <w:t xml:space="preserve">workers,</w:t>
-      </w:r>
-      <w:r>
-        <w:t xml:space="preserve"> </w:t>
-      </w:r>
-      <w:r>
-        <w:rPr>
-          <w:rStyle w:val="VerbatimChar"/>
-        </w:rPr>
-        <w:t xml:space="preserve">qwen2.5:72b</w:t>
-      </w:r>
-      <w:r>
-        <w:t xml:space="preserve"> </w:t>
-      </w:r>
-      <w:r>
-        <w:t xml:space="preserve">boss) were specified for</w:t>
-      </w:r>
-      <w:r>
-        <w:t xml:space="preserve"> </w:t>
-      </w:r>
-      <w:r>
-        <w:rPr>
-          <w:bCs/>
-          <w:b/>
-        </w:rPr>
-        <w:t xml:space="preserve">volume</w:t>
-      </w:r>
-      <w:r>
-        <w:t xml:space="preserve">, not for</w:t>
-      </w:r>
-      <w:r>
-        <w:t xml:space="preserve"> </w:t>
-      </w:r>
-      <w:r>
-        <w:rPr>
-          <w:bCs/>
-          <w:b/>
-        </w:rPr>
-        <w:t xml:space="preserve">depth</w:t>
-      </w:r>
-      <w:r>
-        <w:t xml:space="preserve"> </w:t>
-      </w:r>
-      <w:r>
-        <w:t xml:space="preserve">— and the note’s own §4 finding was that the expensive part is</w:t>
-      </w:r>
-      <w:r>
-        <w:t xml:space="preserve"> </w:t>
+        <w:t xml:space="preserve">Corrected 30.07.2026 after external review: an earlier version of this line read</w:t>
       </w:r>
       <w:r>
         <w:rPr>
           <w:iCs/>
           <w:i/>
         </w:rPr>
+        <w:t xml:space="preserve"> </w:t>
+      </w:r>
+      <w:r>
+        <w:rPr>
+          <w:iCs/>
+          <w:i/>
+        </w:rPr>
+        <w:t xml:space="preserve">“</w:t>
+      </w:r>
+      <w:r>
+        <w:rPr>
+          <w:iCs/>
+          <w:i/>
+        </w:rPr>
+        <w:t xml:space="preserve">€0/token</w:t>
+      </w:r>
+      <w:r>
+        <w:rPr>
+          <w:iCs/>
+          <w:i/>
+        </w:rPr>
+        <w:t xml:space="preserve">”</w:t>
+      </w:r>
+      <w:r>
+        <w:rPr>
+          <w:iCs/>
+          <w:i/>
+        </w:rPr>
+        <w:t xml:space="preserve">. That is false — electricity, hardware amortisation, serving, maintenance and throughput capacity all remain. The defensible claim is that</w:t>
+      </w:r>
+      <w:r>
+        <w:rPr>
+          <w:iCs/>
+          <w:i/>
+        </w:rPr>
+        <w:t xml:space="preserve"> </w:t>
+      </w:r>
+      <w:r>
+        <w:rPr>
+          <w:bCs/>
+          <w:b/>
+          <w:iCs/>
+          <w:i/>
+        </w:rPr>
+        <w:t xml:space="preserve">unpredictable per-token API exposure is replaced by bounded sovereign compute economics</w:t>
+      </w:r>
+      <w:r>
+        <w:rPr>
+          <w:iCs/>
+          <w:i/>
+        </w:rPr>
+        <w:t xml:space="preserve">, not that tokens are free.</w:t>
+      </w:r>
+    </w:p>
+    <w:p>
+      <w:pPr>
+        <w:pStyle w:val="BodyText"/>
+      </w:pPr>
+      <w:r>
+        <w:t xml:space="preserve">This is the mechanism that makes the ollama-boss architecture’s local tiers viable for</w:t>
+      </w:r>
+      <w:r>
+        <w:t xml:space="preserve"> </w:t>
+      </w:r>
+      <w:r>
+        <w:rPr>
+          <w:iCs/>
+          <w:i/>
+        </w:rPr>
+        <w:t xml:space="preserve">real</w:t>
+      </w:r>
+      <w:r>
+        <w:t xml:space="preserve"> </w:t>
+      </w:r>
+      <w:r>
+        <w:t xml:space="preserve">agentic work rather than only for shallow classification. The T0/T1 tiers there (</w:t>
+      </w:r>
+      <w:r>
+        <w:rPr>
+          <w:rStyle w:val="VerbatimChar"/>
+        </w:rPr>
+        <w:t xml:space="preserve">qwen2.5:7b</w:t>
+      </w:r>
+      <w:r>
+        <w:t xml:space="preserve"> </w:t>
+      </w:r>
+      <w:r>
+        <w:t xml:space="preserve">workers,</w:t>
+      </w:r>
+      <w:r>
+        <w:t xml:space="preserve"> </w:t>
+      </w:r>
+      <w:r>
+        <w:rPr>
+          <w:rStyle w:val="VerbatimChar"/>
+        </w:rPr>
+        <w:t xml:space="preserve">qwen2.5:72b</w:t>
+      </w:r>
+      <w:r>
+        <w:t xml:space="preserve"> </w:t>
+      </w:r>
+      <w:r>
+        <w:t xml:space="preserve">boss) were specified for</w:t>
+      </w:r>
+      <w:r>
+        <w:t xml:space="preserve"> </w:t>
+      </w:r>
+      <w:r>
+        <w:rPr>
+          <w:bCs/>
+          <w:b/>
+        </w:rPr>
+        <w:t xml:space="preserve">volume</w:t>
+      </w:r>
+      <w:r>
+        <w:t xml:space="preserve">, not for</w:t>
+      </w:r>
+      <w:r>
+        <w:t xml:space="preserve"> </w:t>
+      </w:r>
+      <w:r>
+        <w:rPr>
+          <w:bCs/>
+          <w:b/>
+        </w:rPr>
+        <w:t xml:space="preserve">depth</w:t>
+      </w:r>
+      <w:r>
+        <w:t xml:space="preserve"> </w:t>
+      </w:r>
+      <w:r>
+        <w:t xml:space="preserve">— and the note’s own §4 finding was that the expensive part is</w:t>
+      </w:r>
+      <w:r>
+        <w:t xml:space="preserve"> </w:t>
+      </w:r>
+      <w:r>
+        <w:rPr>
+          <w:iCs/>
+          <w:i/>
+        </w:rPr>
         <w:t xml:space="preserve">the orchestrator’s own accumulating context</w:t>
       </w:r>
       <w:r>
@@ -636,7 +706,7 @@
         <w:t xml:space="preserve"> </w:t>
       </w:r>
       <w:r>
-        <w:t xml:space="preserve">an orchestrator’s job is precisely to hold a long, accumulating context. A 72B dense model at €0/token that collapses to single digits at depth is a worse orchestrator than a 30B-A3B hybrid that holds 40 tok/s — and the hybrid also fits far more comfortably in the GN-100’s unified memory. This is not a recommendation to re-spec the tier; it is the observation that the tier was chosen on the wrong axis.</w:t>
+        <w:t xml:space="preserve">an orchestrator’s job is precisely to hold a long, accumulating context. A 72B dense model with no external per-token bill that collapses to single digits at depth is a worse orchestrator than a 30B-A3B hybrid that holds 40 tok/s — and the hybrid also fits far more comfortably in the GN-100’s unified memory. This is not a recommendation to re-spec the tier; it is the observation that the tier was chosen on the wrong axis.</w:t>
       </w:r>
     </w:p>
     <w:bookmarkEnd w:id="22"/>
